--- a/Clinical Medicine and Surgery I Exam 3/cms-exam-3-cram-sheet.docx
+++ b/Clinical Medicine and Surgery I Exam 3/cms-exam-3-cram-sheet.docx
@@ -374,7 +374,7 @@
                 <w:i w:val="0"/>
                 <w:sz w:val="18"/>
               </w:rPr>
-              <w:t xml:space="preserve">Weber lateralises </w:t>
+              <w:t xml:space="preserve">Weber lateralizes </w:t>
             </w:r>
             <w:r>
               <w:rPr>
@@ -456,7 +456,7 @@
                 <w:i w:val="0"/>
                 <w:sz w:val="18"/>
               </w:rPr>
-              <w:t xml:space="preserve">Weber lateralises </w:t>
+              <w:t xml:space="preserve">Weber lateralizes </w:t>
             </w:r>
             <w:r>
               <w:rPr>
@@ -670,7 +670,7 @@
                 <w:i w:val="0"/>
                 <w:sz w:val="18"/>
               </w:rPr>
-              <w:t>. The prevalence percentages are explicitly NOT to be memorised.</w:t>
+              <w:t>. The prevalence percentages are explicitly NOT to be memorized.</w:t>
             </w:r>
           </w:p>
         </w:tc>
@@ -1516,7 +1516,7 @@
                 <w:i w:val="0"/>
                 <w:sz w:val="18"/>
               </w:rPr>
-              <w:t>EUSTACHIAN TUBE DYSFUNCTION · ACUTE OTITIS MEDIA · OTITIS MEDIA WITH EFFUSION · CHRONIC OTITIS MEDIA · MASTOIDITIS · CERUMEN IMPACTION · CHOLESTEATOMA · TYMPANIC MEMBRANE PERFORATION · FOREIGN BODY OF THE CANAL · OTITIS EXTERNA · MALIGNANT OTITIS EXTERNA · OTOMYCOSIS · OTOSCLEROSIS · CARCINOMA OF THE EAR CANAL · CONDUCTIVE HEARING LOSS · EXOSTOSIS · GLOMUS TUMOUR</w:t>
+              <w:t>EUSTACHIAN TUBE DYSFUNCTION · ACUTE OTITIS MEDIA · OTITIS MEDIA WITH EFFUSION · CHRONIC OTITIS MEDIA · MASTOIDITIS · CERUMEN IMPACTION · CHOLESTEATOMA · TYMPANIC MEMBRANE PERFORATION · FOREIGN BODY OF THE CANAL · OTITIS EXTERNA · MALIGNANT OTITIS EXTERNA · OTOMYCOSIS · OTOSCLEROSIS · CARCINOMA OF THE EAR CANAL · CONDUCTIVE HEARING LOSS · EXOSTOSIS · GLOMUS TUMOR</w:t>
             </w:r>
           </w:p>
         </w:tc>
@@ -1666,7 +1666,7 @@
                 <w:i w:val="0"/>
                 <w:sz w:val="18"/>
               </w:rPr>
-              <w:t>MALIGNANT OTITIS EXTERNA · CARCINOMA OF THE EAR CANAL · SUDDEN SENSORINEURAL HEARING LOSS · VERTEBROBASILAR INSUFFICIENCY OR OCCLUSION · ISOLATED CEREBELLAR INFARCTION · SINUSITIS WITH URGENT FEATURES · EPISTAXIS &amp;MDASH POSTERIOR · NASOPHARYNGEAL CARCINOMA · NECK NEOPLASM &amp;MDASH GENERAL · PRIMARY NECK TUMOURS &amp;MDASH THE LIST · ANAPLASTIC THYROID CARCINOMA · EPIGLOTTITIS (SUPRAGLOTTITIS) · DIPHTHERIA · PERITONSILLAR ABSCESS (QUINSY) · RETROPHARYNGEAL ABSCESS · LUDWIG ANGINA · ERYTHROPLAKIA · ORAL CAVITY AND OROPHARYNGEAL CANCER</w:t>
+              <w:t>MALIGNANT OTITIS EXTERNA · CARCINOMA OF THE EAR CANAL · SUDDEN SENSORINEURAL HEARING LOSS · VERTEBROBASILAR INSUFFICIENCY OR OCCLUSION · ISOLATED CEREBELLAR INFARCTION · SINUSITIS WITH URGENT FEATURES · EPISTAXIS &amp;MDASH POSTERIOR · NASOPHARYNGEAL CARCINOMA · NECK NEOPLASM &amp;MDASH GENERAL · PRIMARY NECK TUMORS &amp;MDASH THE LIST · ANAPLASTIC THYROID CARCINOMA · EPIGLOTTITIS (SUPRAGLOTTITIS) · DIPHTHERIA · PERITONSILLAR ABSCESS (QUINSY) · RETROPHARYNGEAL ABSCESS · LUDWIG ANGINA · ERYTHROPLAKIA · ORAL CAVITY AND OROPHARYNGEAL CANCER</w:t>
             </w:r>
           </w:p>
         </w:tc>
@@ -1900,7 +1900,7 @@
                 <w:i w:val="0"/>
                 <w:sz w:val="18"/>
               </w:rPr>
-              <w:t>. M. catarrhalis has OVERTAKEN H. influenzae because of VACCINATION — ask IMMUNISATION STATUS.</w:t>
+              <w:t>. M. catarrhalis has OVERTAKEN H. influenzae because of VACCINATION — ask IMMUNIZATION STATUS.</w:t>
             </w:r>
           </w:p>
         </w:tc>
@@ -2686,7 +2686,7 @@
                 <w:i w:val="0"/>
                 <w:sz w:val="18"/>
               </w:rPr>
-              <w:t xml:space="preserve"> + BLOODY otorrhoea + FRIABLE canal. Often MISDIAGNOSED. </w:t>
+              <w:t xml:space="preserve"> + BLOODY otorrhea + FRIABLE canal. Often MISDIAGNOSED. </w:t>
             </w:r>
             <w:r>
               <w:rPr>
@@ -2920,7 +2920,7 @@
                 <w:i w:val="0"/>
                 <w:sz w:val="18"/>
               </w:rPr>
-              <w:t>HAEMOTYMPANUM.</w:t>
+              <w:t>HEMOTYMPANUM.</w:t>
             </w:r>
             <w:r>
               <w:rPr>
@@ -3068,7 +3068,7 @@
                 <w:i w:val="0"/>
                 <w:sz w:val="18"/>
               </w:rPr>
-              <w:t>RECURRENT OTORRHOEA WITH NO OTITIS EXTERNA</w:t>
+              <w:t>RECURRENT OTORRHEA WITH NO OTITIS EXTERNA</w:t>
             </w:r>
             <w:r>
               <w:rPr>
@@ -3209,7 +3209,7 @@
                 <w:i w:val="0"/>
                 <w:sz w:val="18"/>
               </w:rPr>
-              <w:t>AURICULAR HAEMATOMA</w:t>
+              <w:t>AURICULAR HEMATOMA</w:t>
             </w:r>
           </w:p>
         </w:tc>
@@ -3879,7 +3879,7 @@
                 <w:i w:val="0"/>
                 <w:sz w:val="18"/>
               </w:rPr>
-              <w:t>GLOMUS TUMOUR</w:t>
+              <w:t>GLOMUS TUMOR</w:t>
             </w:r>
           </w:p>
         </w:tc>
@@ -3910,7 +3910,7 @@
                 <w:i w:val="0"/>
                 <w:sz w:val="18"/>
               </w:rPr>
-              <w:t xml:space="preserve"> + vascular middle ear mass. Can paralyse CN IX, X, XI.</w:t>
+              <w:t xml:space="preserve"> + vascular middle ear mass. Can paralyze CN IX, X, XI.</w:t>
             </w:r>
           </w:p>
         </w:tc>
@@ -4152,7 +4152,7 @@
                 <w:i w:val="0"/>
                 <w:sz w:val="18"/>
               </w:rPr>
-              <w:t xml:space="preserve">, localises to the sinus. 1 in 8 adults; </w:t>
+              <w:t xml:space="preserve">, localizes to the sinus. 1 in 8 adults; </w:t>
             </w:r>
             <w:r>
               <w:rPr>
@@ -4367,7 +4367,7 @@
                 <w:i w:val="0"/>
                 <w:sz w:val="18"/>
               </w:rPr>
-              <w:t>DISCHARGE COLOUR</w:t>
+              <w:t>DISCHARGE COLOR</w:t>
             </w:r>
           </w:p>
         </w:tc>
@@ -4948,7 +4948,7 @@
                 <w:i w:val="0"/>
                 <w:sz w:val="18"/>
               </w:rPr>
-              <w:t xml:space="preserve"> — chronic ischaemia. Rarely GRANULOMATOSIS WITH POLYANGIITIS or secondary SYPHILIS. Treat the cause; else septoplasty.</w:t>
+              <w:t xml:space="preserve"> — chronic ischemia. Rarely GRANULOMATOSIS WITH POLYANGIITIS or secondary SYPHILIS. Treat the cause; else septoplasty.</w:t>
             </w:r>
           </w:p>
         </w:tc>
@@ -4975,7 +4975,7 @@
                 <w:i w:val="0"/>
                 <w:sz w:val="18"/>
               </w:rPr>
-              <w:t>SEPTAL HAEMATOMA</w:t>
+              <w:t>SEPTAL HEMATOMA</w:t>
             </w:r>
           </w:p>
         </w:tc>
@@ -5006,7 +5006,7 @@
                 <w:i w:val="0"/>
                 <w:sz w:val="18"/>
               </w:rPr>
-              <w:t>DRAIN via intranasal incision under general anaesthesia.</w:t>
+              <w:t>DRAIN via intranasal incision under general anesthesia.</w:t>
             </w:r>
           </w:p>
         </w:tc>
@@ -5154,7 +5154,7 @@
                 <w:i w:val="0"/>
                 <w:sz w:val="18"/>
               </w:rPr>
-              <w:t xml:space="preserve"> Significant haemorrhage. </w:t>
+              <w:t xml:space="preserve"> Significant hemorrhage. </w:t>
             </w:r>
             <w:r>
               <w:rPr>
@@ -5318,7 +5318,7 @@
                 <w:i w:val="0"/>
                 <w:sz w:val="18"/>
               </w:rPr>
-              <w:t xml:space="preserve"> — only if anticoagulated. Haematocrit + type and crossmatch if massive, with </w:t>
+              <w:t xml:space="preserve"> — only if anticoagulated. Hematocrit + type and crossmatch if massive, with </w:t>
             </w:r>
             <w:r>
               <w:rPr>
@@ -5392,7 +5392,7 @@
                 <w:i w:val="0"/>
                 <w:sz w:val="18"/>
               </w:rPr>
-              <w:t xml:space="preserve"> Floor of the passage under the INFERIOR turbinate, or in front of the MIDDLE turbinate. Visualisation is the diagnosis.</w:t>
+              <w:t xml:space="preserve"> Floor of the passage under the INFERIOR turbinate, or in front of the MIDDLE turbinate. Visualization is the diagnosis.</w:t>
             </w:r>
           </w:p>
         </w:tc>
@@ -5458,7 +5458,7 @@
                 <w:i w:val="0"/>
                 <w:sz w:val="18"/>
               </w:rPr>
-              <w:t>NO SEPTAL HAEMATOMA</w:t>
+              <w:t>NO SEPTAL HEMATOMA</w:t>
             </w:r>
             <w:r>
               <w:rPr>
@@ -5516,7 +5516,7 @@
                 <w:i w:val="0"/>
                 <w:sz w:val="18"/>
               </w:rPr>
-              <w:t>GREY, GLISTENING</w:t>
+              <w:t>GRAY, GLISTENING</w:t>
             </w:r>
             <w:r>
               <w:rPr>
@@ -5662,7 +5662,7 @@
                 <w:i w:val="0"/>
                 <w:sz w:val="18"/>
               </w:rPr>
-              <w:t xml:space="preserve">, oedematous mucosa, ± polyps. </w:t>
+              <w:t xml:space="preserve">, edematous mucosa, ± polyps. </w:t>
             </w:r>
             <w:r>
               <w:rPr>
@@ -6198,7 +6198,7 @@
                 <w:i w:val="0"/>
                 <w:sz w:val="18"/>
               </w:rPr>
-              <w:t xml:space="preserve"> — pathognomonic, and why the SISTRUNK operation takes the CENTRE OF THE HYOID. </w:t>
+              <w:t xml:space="preserve"> — pathognomonic, and why the SISTRUNK operation takes the CENTER OF THE HYOID. </w:t>
             </w:r>
             <w:r>
               <w:rPr>
@@ -6315,7 +6315,7 @@
                 <w:i w:val="0"/>
                 <w:sz w:val="18"/>
               </w:rPr>
-              <w:t>HAEMANGIOMA</w:t>
+              <w:t>HEMANGIOMA</w:t>
             </w:r>
           </w:p>
         </w:tc>
@@ -6468,7 +6468,7 @@
                 <w:i w:val="0"/>
                 <w:sz w:val="18"/>
               </w:rPr>
-              <w:t>CAT FAECES / undercooked meat</w:t>
+              <w:t>CAT FECES / undercooked meat</w:t>
             </w:r>
             <w:r>
               <w:rPr>
@@ -6500,7 +6500,7 @@
                 <w:i w:val="0"/>
                 <w:sz w:val="18"/>
               </w:rPr>
-              <w:t>UNPASTEURISED MILK</w:t>
+              <w:t>UNPASTEURIZED MILK</w:t>
             </w:r>
             <w:r>
               <w:rPr>
@@ -6736,7 +6736,7 @@
                 <w:i w:val="0"/>
                 <w:sz w:val="18"/>
               </w:rPr>
-              <w:t xml:space="preserve"> — excision spills tumour. </w:t>
+              <w:t xml:space="preserve"> — excision spills tumor. </w:t>
             </w:r>
             <w:r>
               <w:rPr>
@@ -7540,7 +7540,7 @@
                 <w:i w:val="0"/>
                 <w:sz w:val="18"/>
               </w:rPr>
-              <w:t>APHTHOUS → NON-KERATINISED, freely moving mucosa</w:t>
+              <w:t>APHTHOUS → NON-KERATINIZED, freely moving mucosa</w:t>
             </w:r>
             <w:r>
               <w:rPr>
@@ -7548,15 +7548,15 @@
                 <w:i w:val="0"/>
                 <w:sz w:val="18"/>
               </w:rPr>
-              <w:t xml:space="preserve"> (buccal, labial, non-attached gingiva); yellow-grey centre, RED HALO. </w:t>
-            </w:r>
-            <w:r>
-              <w:rPr>
-                <w:b/>
-                <w:i w:val="0"/>
-                <w:sz w:val="18"/>
-              </w:rPr>
-              <w:t>HERPES → keratinised surfaces</w:t>
+              <w:t xml:space="preserve"> (buccal, labial, non-attached gingiva); yellow-gray center, RED HALO. </w:t>
+            </w:r>
+            <w:r>
+              <w:rPr>
+                <w:b/>
+                <w:i w:val="0"/>
+                <w:sz w:val="18"/>
+              </w:rPr>
+              <w:t>HERPES → keratinized surfaces</w:t>
             </w:r>
             <w:r>
               <w:rPr>
@@ -8900,7 +8900,7 @@
                 <w:i w:val="0"/>
                 <w:sz w:val="18"/>
               </w:rPr>
-              <w:t>TENACIOUS GREY MEMBRANE</w:t>
+              <w:t>TENACIOUS GRAY MEMBRANE</w:t>
             </w:r>
             <w:r>
               <w:rPr>
@@ -8908,7 +8908,7 @@
                 <w:i w:val="0"/>
                 <w:sz w:val="18"/>
               </w:rPr>
-              <w:t xml:space="preserve"> over tonsils and pharynx, unimmunised child. </w:t>
+              <w:t xml:space="preserve"> over tonsils and pharynx, unimmunized child. </w:t>
             </w:r>
             <w:r>
               <w:rPr>
@@ -9350,33 +9350,7 @@
           <w:b w:val="0"/>
           <w:i w:val="0"/>
         </w:rPr>
-        <w:t>← Back to Homepage</w:t>
-      </w:r>
-    </w:p>
-    <w:p>
-      <w:pPr>
-        <w:spacing w:after="120"/>
-      </w:pPr>
-      <w:r>
-        <w:rPr>
-          <w:b w:val="0"/>
-          <w:i w:val="0"/>
-        </w:rPr>
-        <w:t xml:space="preserve">★ </w:t>
-      </w:r>
-      <w:r>
-        <w:rPr>
-          <w:b w:val="0"/>
-          <w:i w:val="0"/>
-        </w:rPr>
-        <w:t>If you see any mistakes, click here to report it</w:t>
-      </w:r>
-      <w:r>
-        <w:rPr>
-          <w:b w:val="0"/>
-          <w:i w:val="0"/>
-        </w:rPr>
-        <w:t xml:space="preserve"> ★</w:t>
+        <w:t xml:space="preserve"> The study guide carries the reasoning; this is the night-before sheet. Lectures 18 and 19 are added as they are delivered. Where a slide is incomplete and the lecturer corrected it out loud, the correction is what is written. </w:t>
       </w:r>
     </w:p>
     <w:sectPr>
